--- a/tillsyn/A 16580-2025 tillsynsbegäran.docx
+++ b/tillsyn/A 16580-2025 tillsynsbegäran.docx
@@ -238,7 +238,7 @@
     <w:r>
       <w:tab/>
       <w:tab/>
-      <w:t>2025-04-06</w:t>
+      <w:t>2025-04-07</w:t>
       <w:br/>
       <w:br/>
     </w:r>

--- a/tillsyn/A 16580-2025 tillsynsbegäran.docx
+++ b/tillsyn/A 16580-2025 tillsynsbegäran.docx
@@ -238,7 +238,7 @@
     <w:r>
       <w:tab/>
       <w:tab/>
-      <w:t>2025-04-07</w:t>
+      <w:t>2025-04-08</w:t>
       <w:br/>
       <w:br/>
     </w:r>

--- a/tillsyn/A 16580-2025 tillsynsbegäran.docx
+++ b/tillsyn/A 16580-2025 tillsynsbegäran.docx
@@ -238,7 +238,7 @@
     <w:r>
       <w:tab/>
       <w:tab/>
-      <w:t>2025-04-08</w:t>
+      <w:t>2025-04-09</w:t>
       <w:br/>
       <w:br/>
     </w:r>

--- a/tillsyn/A 16580-2025 tillsynsbegäran.docx
+++ b/tillsyn/A 16580-2025 tillsynsbegäran.docx
@@ -238,7 +238,7 @@
     <w:r>
       <w:tab/>
       <w:tab/>
-      <w:t>2025-04-09</w:t>
+      <w:t>2025-04-10</w:t>
       <w:br/>
       <w:br/>
     </w:r>

--- a/tillsyn/A 16580-2025 tillsynsbegäran.docx
+++ b/tillsyn/A 16580-2025 tillsynsbegäran.docx
@@ -238,7 +238,7 @@
     <w:r>
       <w:tab/>
       <w:tab/>
-      <w:t>2025-04-10</w:t>
+      <w:t>2025-04-11</w:t>
       <w:br/>
       <w:br/>
     </w:r>

--- a/tillsyn/A 16580-2025 tillsynsbegäran.docx
+++ b/tillsyn/A 16580-2025 tillsynsbegäran.docx
@@ -238,7 +238,7 @@
     <w:r>
       <w:tab/>
       <w:tab/>
-      <w:t>2025-04-11</w:t>
+      <w:t>2025-04-12</w:t>
       <w:br/>
       <w:br/>
     </w:r>

--- a/tillsyn/A 16580-2025 tillsynsbegäran.docx
+++ b/tillsyn/A 16580-2025 tillsynsbegäran.docx
@@ -238,7 +238,7 @@
     <w:r>
       <w:tab/>
       <w:tab/>
-      <w:t>2025-04-12</w:t>
+      <w:t>2025-04-13</w:t>
       <w:br/>
       <w:br/>
     </w:r>

--- a/tillsyn/A 16580-2025 tillsynsbegäran.docx
+++ b/tillsyn/A 16580-2025 tillsynsbegäran.docx
@@ -238,7 +238,7 @@
     <w:r>
       <w:tab/>
       <w:tab/>
-      <w:t>2025-04-13</w:t>
+      <w:t>2025-04-14</w:t>
       <w:br/>
       <w:br/>
     </w:r>

--- a/tillsyn/A 16580-2025 tillsynsbegäran.docx
+++ b/tillsyn/A 16580-2025 tillsynsbegäran.docx
@@ -238,7 +238,7 @@
     <w:r>
       <w:tab/>
       <w:tab/>
-      <w:t>2025-04-14</w:t>
+      <w:t>2025-04-15</w:t>
       <w:br/>
       <w:br/>
     </w:r>

--- a/tillsyn/A 16580-2025 tillsynsbegäran.docx
+++ b/tillsyn/A 16580-2025 tillsynsbegäran.docx
@@ -238,7 +238,7 @@
     <w:r>
       <w:tab/>
       <w:tab/>
-      <w:t>2025-04-15</w:t>
+      <w:t>2025-04-16</w:t>
       <w:br/>
       <w:br/>
     </w:r>

--- a/tillsyn/A 16580-2025 tillsynsbegäran.docx
+++ b/tillsyn/A 16580-2025 tillsynsbegäran.docx
@@ -238,7 +238,7 @@
     <w:r>
       <w:tab/>
       <w:tab/>
-      <w:t>2025-04-16</w:t>
+      <w:t>2025-04-17</w:t>
       <w:br/>
       <w:br/>
     </w:r>

--- a/tillsyn/A 16580-2025 tillsynsbegäran.docx
+++ b/tillsyn/A 16580-2025 tillsynsbegäran.docx
@@ -238,7 +238,7 @@
     <w:r>
       <w:tab/>
       <w:tab/>
-      <w:t>2025-04-17</w:t>
+      <w:t>2025-04-18</w:t>
       <w:br/>
       <w:br/>
     </w:r>

--- a/tillsyn/A 16580-2025 tillsynsbegäran.docx
+++ b/tillsyn/A 16580-2025 tillsynsbegäran.docx
@@ -238,7 +238,7 @@
     <w:r>
       <w:tab/>
       <w:tab/>
-      <w:t>2025-04-18</w:t>
+      <w:t>2025-04-19</w:t>
       <w:br/>
       <w:br/>
     </w:r>

--- a/tillsyn/A 16580-2025 tillsynsbegäran.docx
+++ b/tillsyn/A 16580-2025 tillsynsbegäran.docx
@@ -249,7 +249,7 @@
     <w:r>
       <w:tab/>
       <w:tab/>
-      <w:t>2025-05-03</w:t>
+      <w:t>2025-05-04</w:t>
       <w:br/>
       <w:br/>
     </w:r>

--- a/tillsyn/A 16580-2025 tillsynsbegäran.docx
+++ b/tillsyn/A 16580-2025 tillsynsbegäran.docx
@@ -249,7 +249,7 @@
     <w:r>
       <w:tab/>
       <w:tab/>
-      <w:t>2025-05-04</w:t>
+      <w:t>2025-05-06</w:t>
       <w:br/>
       <w:br/>
     </w:r>

--- a/tillsyn/A 16580-2025 tillsynsbegäran.docx
+++ b/tillsyn/A 16580-2025 tillsynsbegäran.docx
@@ -249,7 +249,7 @@
     <w:r>
       <w:tab/>
       <w:tab/>
-      <w:t>2025-05-06</w:t>
+      <w:t>2025-05-07</w:t>
       <w:br/>
       <w:br/>
     </w:r>

--- a/tillsyn/A 16580-2025 tillsynsbegäran.docx
+++ b/tillsyn/A 16580-2025 tillsynsbegäran.docx
@@ -249,7 +249,7 @@
     <w:r>
       <w:tab/>
       <w:tab/>
-      <w:t>2025-05-07</w:t>
+      <w:t>2025-05-08</w:t>
       <w:br/>
       <w:br/>
     </w:r>

--- a/tillsyn/A 16580-2025 tillsynsbegäran.docx
+++ b/tillsyn/A 16580-2025 tillsynsbegäran.docx
@@ -249,7 +249,7 @@
     <w:r>
       <w:tab/>
       <w:tab/>
-      <w:t>2025-05-08</w:t>
+      <w:t>2025-05-09</w:t>
       <w:br/>
       <w:br/>
     </w:r>

--- a/tillsyn/A 16580-2025 tillsynsbegäran.docx
+++ b/tillsyn/A 16580-2025 tillsynsbegäran.docx
@@ -249,7 +249,7 @@
     <w:r>
       <w:tab/>
       <w:tab/>
-      <w:t>2025-05-09</w:t>
+      <w:t>2025-05-10</w:t>
       <w:br/>
       <w:br/>
     </w:r>

--- a/tillsyn/A 16580-2025 tillsynsbegäran.docx
+++ b/tillsyn/A 16580-2025 tillsynsbegäran.docx
@@ -249,7 +249,7 @@
     <w:r>
       <w:tab/>
       <w:tab/>
-      <w:t>2025-05-10</w:t>
+      <w:t>2025-05-11</w:t>
       <w:br/>
       <w:br/>
     </w:r>

--- a/tillsyn/A 16580-2025 tillsynsbegäran.docx
+++ b/tillsyn/A 16580-2025 tillsynsbegäran.docx
@@ -249,7 +249,7 @@
     <w:r>
       <w:tab/>
       <w:tab/>
-      <w:t>2025-05-11</w:t>
+      <w:t>2025-05-12</w:t>
       <w:br/>
       <w:br/>
     </w:r>

--- a/tillsyn/A 16580-2025 tillsynsbegäran.docx
+++ b/tillsyn/A 16580-2025 tillsynsbegäran.docx
@@ -7,7 +7,7 @@
         <w:pStyle w:val="Title"/>
       </w:pPr>
       <w:r>
-        <w:t>Tillsynsbegäran – information om höga naturvärden i avverkningsanmälan A 16580-2025 i Skellefteå kommun</w:t>
+        <w:t>Tillsynsbegäran – information om höga naturvärden och fridlysta arter i avverkningsanmälan A 16580-2025 i Skellefteå kommun</w:t>
       </w:r>
     </w:p>
     <w:p>
@@ -22,7 +22,7 @@
     </w:p>
     <w:p>
       <w:r>
-        <w:t>Nedan beskrivs fynd av naturvårdsarter som gjorts i det avverkningsanmälda området.</w:t>
+        <w:t>Nedan beskrivs fynd av naturvårdsarter och fridlysta arter som gjorts i det avverkningsanmälda området. I BILAGA 1 finns artfakta om fridlysta och rödlistade arter.</w:t>
       </w:r>
     </w:p>
     <w:p>
@@ -35,7 +35,7 @@
     </w:p>
     <w:p>
       <w:r>
-        <w:t>I avverkningsanmälan har följande 2 naturvårdsarter hittats: skinnlav (S) och stuplav (S). Arter som är signalarter enligt Skogsstyrelsen har markerats med (S).</w:t>
+        <w:t>I avverkningsanmälan har följande 19 naturvårdsarter hittats: knärot (VU, §8), smal trollknäppare (VU), vågticka (VU), garnlav (NT), granticka (NT), kolflarnlav (NT), lunglav (NT), mörk kolflarnlav (NT), orange taggsvamp (NT), stjärntagging (NT), talltita (NT, §4), tretåig hackspett (NT, §4), ullticka (NT), bårdlav (S), luddlav (S), norrlandslav (S), skinnlav (S), stuplav (S) och vedticka (S). Av dessa är 13 rödlistade. För rödlistade arter har rödlistekategorin angivits inom parentes. Arter som är signalarter enligt Skogsstyrelsen har markerats med (S). För fridlysta arter anges även paragrafen i Artskyddsförordningen som arten är fridlyst enligt.</w:t>
       </w:r>
     </w:p>
     <w:p>
@@ -50,7 +50,7 @@
       <w:r>
         <w:drawing>
           <wp:inline xmlns:a="http://schemas.openxmlformats.org/drawingml/2006/main" xmlns:pic="http://schemas.openxmlformats.org/drawingml/2006/picture">
-            <wp:extent cx="5486400" cy="4806231"/>
+            <wp:extent cx="5486400" cy="4678201"/>
             <wp:docPr id="1" name="Picture 1"/>
             <wp:cNvGraphicFramePr>
               <a:graphicFrameLocks noChangeAspect="1"/>
@@ -71,7 +71,7 @@
                   <pic:spPr>
                     <a:xfrm>
                       <a:off x="0" y="0"/>
-                      <a:ext cx="5486400" cy="4806231"/>
+                      <a:ext cx="5486400" cy="4678201"/>
                     </a:xfrm>
                     <a:prstGeom prst="rect"/>
                   </pic:spPr>
@@ -95,10 +95,98 @@
         <w:rPr>
           <w:b/>
         </w:rPr>
+        <w:t>Garnlav (NT)</w:t>
+      </w:r>
+      <w:r>
+        <w:t xml:space="preserve"> är en utpräglad barrskogsart som ibland kan drapera träden i norrländska grannaturskogar med hög luftfuktighet. Den förekommer även i talldominerade bestånd där den, förutom i trädens grenverk, påträffas hängande över ojämnheter i tallbarken. Arten har minskat starkt i södra och mellersta Sverige och den minskar även i sitt nordliga utbredningsområde. Orsaken till tillbakagången beror främst på slutavverkningar av naturskogsartade skogar. Bestånd med riklig förekomst bör regelmässigt sparas. Garnlav är värdväxt för den mycket sällsynta och akut hotade fjärilen barrskogslavfly (CR) som hör hemma i boreala barrskogar med riklig förekomst av värdväxten. Tidigare kunde arten konstateras årligen på flera platser vid Dala-Floda i Dalarna innan lokalerna kalavverkades. Senaste fyndet i landet av barrskogslavfly är från år 2000 då den påträffades vid Högberget i Sollefteå kommun (SLU Artdatabanken, 2024).</w:t>
+      </w:r>
+    </w:p>
+    <w:p>
+      <w:r>
+        <w:rPr>
+          <w:b/>
+        </w:rPr>
+        <w:t>Granticka (NT)</w:t>
+      </w:r>
+      <w:r>
+        <w:t xml:space="preserve"> förekommer främst i äldre skogar med naturskogskaraktär, liksom i dimensionsavverkade och plockhuggna skogar. I äldre grannaturskog i norra Sverige är den alltjämt en förhållandevis vanlig karaktärsart, medan den längre söderut blir allt mer sällsynt. I Götaland och delar av Svealand är den en god signalart för skyddsvärda granskogsmiljöer. Arten bedöms ha minskat starkt under senare år på grund av skogsavverkningar, då den framför allt växer i äldre granskog med långvarig grankontinuitet. I urskogsliknande bestånd i norra Sverige kan ibland påträffas den mycket sällsynta tickan grantickeporing (VU), som lever på döda grantickor (SLU Artdatabanken, 2024; Nitare &amp; Skogsstyrelsen, 2019).</w:t>
+      </w:r>
+    </w:p>
+    <w:p>
+      <w:r>
+        <w:rPr>
+          <w:b/>
+        </w:rPr>
+        <w:t>Kolflarnlav (NT)</w:t>
+      </w:r>
+      <w:r>
+        <w:t xml:space="preserve"> är brandberoende och växer nästan uteslutande på kolad hård kärnved av tall. Etableringen verkar ske först 100–300 år efter brand och nytt substrat nybildas i mycket begränsad omfattning. Avverkning av tallskog av naturskogskaraktär med spår av återkommande bränder är ett hot och mängden lämplig ved att växa på för arten minskar dels på grund av naturlig nedbrytning men framförallt på grund av att det förstörs i samband med slutavverkningar, gallringar och markberedning. Såväl kolflarnlav som mörk kolflarnlav har glänsande bålfjäll och förekommer främst i tall- och blandbarrskogar av naturskogskaraktär med spår av återkommande bränder. Skogar som dessa hyser höga biologiska värden och bör skyddas (SLU Artdatabanken, 2024).</w:t>
+      </w:r>
+    </w:p>
+    <w:p>
+      <w:r>
+        <w:rPr>
+          <w:b/>
+        </w:rPr>
+        <w:t>Lunglav (NT)</w:t>
+      </w:r>
+      <w:r>
+        <w:t xml:space="preserve"> är en av vårt lands främsta signalarter som överallt indikerar gamla lövträd, skogsbestånd med höga naturvärden och ekosystem med lång skoglig kontinuitet. Lokalt kan förekomsten vara mycket riklig men den hittas nästan enbart i gamla och ej slutavverkade skogar. Artens samtliga förekomster bör uppmärksammas från naturvårdssynpunkt, då många lokaler även hyser andra ovanliga och rödlistade arter. Rikliga förekomster bör skyddas med biotopskydd, frivilliga avsättningar eller reservat (SLU Artdatabanken, 2024; Nitare &amp; Skogsstyrelsen, 2019).</w:t>
+      </w:r>
+    </w:p>
+    <w:p>
+      <w:r>
+        <w:rPr>
+          <w:b/>
+        </w:rPr>
+        <w:t>Mörk kolflarnlav (NT)</w:t>
+      </w:r>
+      <w:r>
+        <w:t xml:space="preserve"> är brandberoende och växer nästan uteslutande på kolad hård kärnved av tall. Arten förekommer främst i glesa, öppna tall- och blandbarrskogar av naturskogskaraktär och etableringen verkar ske sent efter brand, kanske först efter 100–300 år. Mörk kolflarnlav indikerar skog med höga naturvärden och vanligast är att den påträffas på rester av nedbrunna torrakor och högstubbar och lågstubbar som är så grova att hela innandömet är urbränt. Tall- och blandbarrskogar av naturskogskaraktär med spår av återkommande bränder hyser höga biologiska värden och bör skyddas (SLU Artdatabanken, 2024).</w:t>
+      </w:r>
+    </w:p>
+    <w:p>
+      <w:r>
+        <w:rPr>
+          <w:b/>
+        </w:rPr>
+        <w:t xml:space="preserve">Orange taggsvamp (NT) </w:t>
+      </w:r>
+      <w:r>
+        <w:t>bildar mykorrhiza med både gran och tall och den förekommer främst i äldre barrskogar med kontinuitetsskogskaraktär. Mest frekvent är den i äldre mossrik granskog, men då bara i skogar inom granens naturliga utbredningsområde och i bestånd med långvarig grankontinuitet. Den totala populationen i landet bedöms ha minskat kraftigt och fortsatt kommer att minska då arten är knuten till en produktiv skogsmiljö som successivt avverkas. Arten hotas främst av skogsavverkning och tycks försvinna efter slutavverkning, markberedning och plantering och det är inte känt att arten har återkommit i anlagd skog på tidigare kalmark (SLU Artdatabanken, 2024).</w:t>
+      </w:r>
+    </w:p>
+    <w:p>
+      <w:r>
+        <w:rPr>
+          <w:b/>
+        </w:rPr>
         <w:t xml:space="preserve">Skinnlav </w:t>
       </w:r>
       <w:r>
         <w:t>förekommer på diverse lövträd, främst på gammal asp och sälg. Den påträffas främst i områden med lång kontinuitet av grova lövträd och signalerar skogsmark med höga naturvärden. På lokalerna förekommer som regel ett flertal andra ovanliga eller rödlistade lavar. I likhet med gelélavarna, etablerar sig skinnlaven i skogsmark på grova aspar i sena lövsuccessioner (Nitare &amp; Skogsstyrelsen, 2019).</w:t>
+      </w:r>
+    </w:p>
+    <w:p>
+      <w:r>
+        <w:rPr>
+          <w:b/>
+        </w:rPr>
+        <w:t>Smal trollknäppare (VU)</w:t>
+      </w:r>
+      <w:r>
+        <w:t xml:space="preserve"> förekommer främst i områden med gammal, orörd barrnaturskog. Den gynnas av skogsbränder. Med dagens storskaliga skogsbruk har den svårt att överleva på sikt. Spara områden med tallnaturskog och gammal barrskog, även bränd sådan (SLU Artdatabanken, 2024).</w:t>
+      </w:r>
+    </w:p>
+    <w:p>
+      <w:r>
+        <w:rPr>
+          <w:b/>
+        </w:rPr>
+        <w:t>Stjärntagging (NT)</w:t>
+      </w:r>
+      <w:r>
+        <w:t xml:space="preserve"> signalerar inom hela sitt utbredningsområde höga naturvärden. Svampen är uttorkningskänslig och beroende av ett oförändrat fuktigt mikroklimat. Den är även beroende av en ständig tillgång på död ved i olika nedbrytningsstadier, dock ej nödvändigtvis grova träd. Tidigare påverkan på miljön måste dock ha varit så skonsam att det naturliga skogsekosystemet till stora delar har bevarats. Minskningstakten för den svenska populationen bedöms vara nära gränsvärdet för Sårbar (VU) (SLU Artdatabanken, 2024; Nitare &amp; Skogsstyrelsen, 2019).</w:t>
       </w:r>
     </w:p>
     <w:p>
@@ -119,6 +207,691 @@
       </w:r>
       <w:r>
         <w:t xml:space="preserve"> (EN), som växer på stuplav (SLU Artdatabanken, 2024; Nitare &amp; Skogsstyrelsen, 2019).</w:t>
+      </w:r>
+    </w:p>
+    <w:p>
+      <w:r>
+        <w:rPr>
+          <w:b/>
+        </w:rPr>
+        <w:t>Ullticka (NT)</w:t>
+      </w:r>
+      <w:r>
+        <w:t xml:space="preserve"> är knuten till restbestånd av barrnaturskog och förekommer med ett tydligt optimum i orörda eller måttligt påverkade gamla granskogar där det föreligger viss kontinuitet av grov död ved. Ullticka är en bra signalart inom hela sitt utbredningsområde och i södra Sverige är den sällsynt och en god signalart för skyddsvärda granskogsmiljöer. Den hotas av avverkning och fragmentering av naturskog och äldre granskog med lång trädkontinuitet. På ullticka kan ibland ulltickeporing (VU) påträffas - det är en sällsynt ticka som nyligen delats upp i tre olika arter: </w:t>
+      </w:r>
+      <w:r>
+        <w:rPr>
+          <w:i/>
+        </w:rPr>
+        <w:t xml:space="preserve">Skeletocutis brevispora </w:t>
+      </w:r>
+      <w:r>
+        <w:t>(ulltickeporing)</w:t>
+      </w:r>
+      <w:r>
+        <w:rPr>
+          <w:i/>
+        </w:rPr>
+        <w:t>, Skeletocutis delicata och Skeletocutis exilis</w:t>
+      </w:r>
+      <w:r>
+        <w:t>. De två sistnämnda arterna står för närvarande (2020) som ej bedömda i rödlistan (SLU Artdatabanken, 2024; Nitare &amp; Skogsstyrelsen, 2019; Miettinen &amp; Niemelä, 2018).</w:t>
+      </w:r>
+    </w:p>
+    <w:p>
+      <w:pPr>
+        <w:pStyle w:val="Heading1"/>
+      </w:pPr>
+      <w:r>
+        <w:t>Fridlysta arter</w:t>
+      </w:r>
+    </w:p>
+    <w:p>
+      <w:r>
+        <w:t>Följande fridlysta arter har sina livsmiljöer och växtplatser i den avverkningsanmälda skogen: knärot (VU, §8), talltita (NT, §4) och tretåig hackspett (NT, §4).</w:t>
+      </w:r>
+    </w:p>
+    <w:p>
+      <w:r>
+        <w:t xml:space="preserve">Observera att medlemsländerna är skyldiga att agera i enlighet med EU:s fågeldirektiv där det uttryckligen står att direktivet gäller för fåglar samt för deras ägg, bon och </w:t>
+      </w:r>
+      <w:r>
+        <w:rPr>
+          <w:b/>
+        </w:rPr>
+        <w:t xml:space="preserve">livsmiljöer </w:t>
+      </w:r>
+      <w:r>
+        <w:t>(artikel 1). Vidare att de åtgärder som vidtas inte får leda till en försämring av den nuvarande situationen beträffande bevarandet av de fågelarter som avses i artikel 1 (artikel 13). Fågeldirektivet är styrande för tillsynsansvariga myndigheters ärendehantering, ställningstaganden och beslutsfattande.</w:t>
+      </w:r>
+    </w:p>
+    <w:p>
+      <w:r>
+        <w:rPr>
+          <w:b/>
+        </w:rPr>
+        <w:t>Knärot (VU, §8)</w:t>
+      </w:r>
+      <w:r>
+        <w:t xml:space="preserve"> är rödlistad som sårbar (VU). För att knärot inte ska ta skada av skogsbruksåtgärder i intilliggande skog krävs buffertzoner på minst 50 meter (Johnson, 2014; Koelmeijer m.fl., 2022; Skogsstyrelsen, 2022). Arten är även känslig för gallring vilket framgår av Skogsstyrelsens egen vägledning för hänsyn till knärot (Skogsstyrelsen, 2022). För rika förekomster av knärot är reservatsbildning eller biotopskydd lämpliga åtgärder för att skydda den (SLU Artdatabanken, 2023).</w:t>
+      </w:r>
+    </w:p>
+    <w:p>
+      <w:r>
+        <w:t>I det avverkningsanmälda området finns 5 fyndplatser för knärot registrerade på Artportalen. Figur 2 visar gränserna för buffertzoner på 50 m, som behöver lämnas kring fyndplatserna för att knärotslokalerna inte ska försvinna vid en avverkning. Av det avverkningsanmälda området överlappar 1.75 ha med buffertzonerna och får av detta skäl inte avverkas.</w:t>
+      </w:r>
+    </w:p>
+    <w:p>
+      <w:pPr>
+        <w:pStyle w:val="Caption"/>
+      </w:pPr>
+      <w:r>
+        <w:drawing>
+          <wp:inline xmlns:a="http://schemas.openxmlformats.org/drawingml/2006/main" xmlns:pic="http://schemas.openxmlformats.org/drawingml/2006/picture">
+            <wp:extent cx="5486400" cy="5763691"/>
+            <wp:docPr id="2" name="Picture 2"/>
+            <wp:cNvGraphicFramePr>
+              <a:graphicFrameLocks noChangeAspect="1"/>
+            </wp:cNvGraphicFramePr>
+            <a:graphic>
+              <a:graphicData uri="http://schemas.openxmlformats.org/drawingml/2006/picture">
+                <pic:pic>
+                  <pic:nvPicPr>
+                    <pic:cNvPr id="0" name="A 16580-2025 karta knärot.png"/>
+                    <pic:cNvPicPr/>
+                  </pic:nvPicPr>
+                  <pic:blipFill>
+                    <a:blip r:embed="rId17"/>
+                    <a:stretch>
+                      <a:fillRect/>
+                    </a:stretch>
+                  </pic:blipFill>
+                  <pic:spPr>
+                    <a:xfrm>
+                      <a:off x="0" y="0"/>
+                      <a:ext cx="5486400" cy="5763691"/>
+                    </a:xfrm>
+                    <a:prstGeom prst="rect"/>
+                  </pic:spPr>
+                </pic:pic>
+              </a:graphicData>
+            </a:graphic>
+          </wp:inline>
+        </w:drawing>
+      </w:r>
+    </w:p>
+    <w:p>
+      <w:pPr>
+        <w:pStyle w:val="Caption"/>
+      </w:pPr>
+      <w:r>
+        <w:t>Figur 2. Fyndplatser och buffertzoner för knärot i det avverkningsanmälda området. Endast fyndplatser vars buffertzoner överlappar med det avverkningsanmälda området har tagits med i visualiseringen. Kartans mittpunktskoordinat är N 7217921, E 753585 i SWEREF 99 TM.</w:t>
+      </w:r>
+    </w:p>
+    <w:p>
+      <w:pPr>
+        <w:pStyle w:val="Caption"/>
+      </w:pPr>
+    </w:p>
+    <w:p>
+      <w:r>
+        <w:rPr>
+          <w:b/>
+        </w:rPr>
+        <w:t>Talltita (NT, §4)</w:t>
+      </w:r>
+      <w:r>
+        <w:t>, rödlistad som nära hotad och prioriterad art i Skogsvårdslagen har häckningsrevir i anmälan. Arten har minskat kraftigt de senaste 30 åren och minskningstakten innevarande 10-årsperiod beräknas till 20 (10–30) %. Talltitan är synnerligen trogen sitt cirka 15 hektar stora revir och är beroende av flerskiktade olikåldriga skogar för att kunna föda upp sina ungar. Talltitan försvinner om dess livsmiljö kalavverkas (Eggers &amp; Low (2014); Ekman (1979); Griesser et al (2007); Klein (2020); Siffczyk et al (2003); SLU Artdatabanken (2021).</w:t>
+      </w:r>
+    </w:p>
+    <w:p>
+      <w:r>
+        <w:rPr>
+          <w:b/>
+        </w:rPr>
+        <w:t>Tretåig hackspett (NT, §4)</w:t>
+      </w:r>
+      <w:r>
+        <w:t xml:space="preserve"> är rödlistad som nära hotad och ingår i bilaga 1 i EU:s fågeldirektiv. Tretåig hackspett är för sin överlevnad beroende av kontinuerlig tillförsel av äldre döende och död ved, som sker genom naturliga självgallringsprocesser i äldre grannaturskogar och barrblandade naturskogar. Om en skog genom skogsbruk gallras eller glesas ur så upphör och uteblir i stort sett den naturliga självgallringsprocessen för mycket lång tid framöver vilket omöjliggör upprätthållandet av den kontinuerliga ekologiska funktionen i ett område. Det finns studier som visar att naturskogens självgallringsprocess som den tretåiga hackspetten är beroende av, inte kan ersättas med efterlämnad hänsyn i skogsbruket (Imbeau &amp; Desrochers, 2002). Storleken på häckningsreviret varierar med skogstypen, förekomsten av död ved och graden av fragmentering, men är i allmänhet i storleksordningen 25–100 hektar. Vintertid krävs ofta betydligt större områden och det finns studier som antyder att arten behöver minst 100 hektar äldre skog. I områden med låg bonitet kan det behövas över 200 hektar lämpligt habitat för att ett par ska kunna reproducera sig. Områden med dokumenterad permanent förekomst i naturskogsmiljöer har vanligen så stora naturvärden att skogsbruk är olämpligt (Skogsstyrelsen, 2016).</w:t>
+      </w:r>
+    </w:p>
+    <w:p>
+      <w:r>
+        <w:t>I BILAGA 1 finns mer detaljerad information om ekologi samt krav på livsmiljö hos fridlysta arter.</w:t>
+      </w:r>
+    </w:p>
+    <w:p>
+      <w:r>
+        <w:br w:type="page"/>
+      </w:r>
+    </w:p>
+    <w:p>
+      <w:pPr>
+        <w:pStyle w:val="Title"/>
+      </w:pPr>
+      <w:r>
+        <w:t>BILAGA 1 –</w:t>
+        <w:br/>
+        <w:t>Fridlysta och rödlistade arter</w:t>
+      </w:r>
+    </w:p>
+    <w:p>
+      <w:pPr>
+        <w:pStyle w:val="Heading1"/>
+      </w:pPr>
+      <w:r>
+        <w:t>Knärot – ekologi samt krav på livsmiljön</w:t>
+      </w:r>
+    </w:p>
+    <w:p>
+      <w:r>
+        <w:t>Knärot är fridlyst enligt 8 och 15 §§ artskyddsförordningen och klassad som sårbar (VU) enligt rödlistan 2020. Knärot är beroende av hög och jämn luftfuktighet i gamla, ostörda skogsmiljöer och är känslig för snabba förändringar av ljus-/vindförhållanden eller uttorkning. På grund av ett alltför intensivt skogsbruk har den minskat med 40 (25–50) % under de senaste 60 åren och i framtiden bedöms minskningstakten uppgå till 30 (20–40) %. Till följd av att arten har en dokumenterat högre minskningstakt i förhållande till sin generationstid än vad som tidigare varit känt (data från Riksskogstaxeringen) höjdes den till hotkategori sårbar (VU) i rödlistan 2020 (SLU Artdatabanken, 2021).</w:t>
+      </w:r>
+    </w:p>
+    <w:p>
+      <w:r>
+        <w:t xml:space="preserve">Samuel Johnsons doktorsavhandling </w:t>
+      </w:r>
+      <w:r>
+        <w:rPr>
+          <w:i/>
+        </w:rPr>
+        <w:t>“Retention Forestry as a Conservation Measure for Boreal Forest Ground Vegetation”</w:t>
+      </w:r>
+      <w:r>
+        <w:t xml:space="preserve"> (SLU, Uppsala 2014) visar att det krävs väl tilltagna skyddszoner för att knärotens växtplatser inte ska ta skada av skogsbruksåtgärder i intilliggande områden: </w:t>
+      </w:r>
+      <w:r>
+        <w:rPr>
+          <w:i/>
+        </w:rPr>
+        <w:t xml:space="preserve">“Study III shows that retention patches smaller than 0.5 ha do not lifeboat the sensitive forest herb G. repens, a species that depend on stable microclimatic conditions typical for intact forest stands.” </w:t>
+      </w:r>
+      <w:r>
+        <w:t xml:space="preserve">Vidare </w:t>
+      </w:r>
+      <w:r>
+        <w:rPr>
+          <w:i/>
+        </w:rPr>
+        <w:t>“More sensitive forest species are not lifeboated in retention patches ranging from 0.05 to 0.5 ha (Papers II &amp; III).”</w:t>
+      </w:r>
+    </w:p>
+    <w:p>
+      <w:r>
+        <w:t xml:space="preserve">Johnsons (2014) rekommendation på minst 50 meters breda skyddszoner runt knärotens växtplatser motsvarar en areal på 0,78 hektar, vilket ligger i linje med andra studier som gjorts på känsliga skogsarter: </w:t>
+      </w:r>
+      <w:r>
+        <w:rPr>
+          <w:i/>
+        </w:rPr>
+        <w:t>“In study III I also show that translocated specimens of G. repens survives well in mature forests at least 50 m from the nearest edge to an open area. Moreover, measures of temperature and humidity show that such distances from an open area is far enough to offer a microclimate that is more stable compared to what present in retention patches of around 0.1 ha. This means that the very centre of a circular patch with radius 50 m (equals a size of 0.78 ha) should offer conditions similar to interior forest and would perhaps be a suitable habitat for G. repens and similar species. Previous studies from both North America and Sweden have also concluded that patches between 0.5 and one ha are sufficient for preserving interior forest vegetation as well as sensitive lichens and bryophytes (de Graaf &amp; Roberts 2009; Halpern et al. 2012; Rudolphi et al. 2014).”</w:t>
+      </w:r>
+    </w:p>
+    <w:p>
+      <w:r>
+        <w:t>En nyligen publicerad vetenskaplig uppsats av Koelmeijer m.fl. (2022) inkluderar orkidén knärots skyddsbehov. I uppsatsen berörs problemet med uttorkning för växter, bl.a. för knärot, ett problem som blivit accentuerat på grund av den pågående klimatförändringen och torra somrar, t.ex. den exceptionellt torra sommaren 2018. I uppsatsen undersöks områden med tre olika avstånd från kalhyggeskant med avseende på skydd bl.a. för knärot. Det första området har avstånd upp till 20 m från hyggeskant (Strong edge effect), det andra 20–40 m från hyggeskant (Weak edge effect) och det tredje avser större avstånd från hyggeskant, där kanteffekten anses vara försumbar (Interior). Ett resultat var att man fann stor eller mycket stor uttorkningseffekt på känsliga och rödlistade skogsarter vid de kortare avstånden till hyggeskant, medan effekt av uttorkning inte konstaterades på större avstånd (Interior). För orkidén knärot fann man en rik förekomst (upp till 0,06 dm2/m2) på stort avstånd från hyggeskant (Interior), medan förekomsten var liten eller närmast försumbar i de områden som klassificerades som Weak edge effect respektive Strong edge effect. Arbetet påpekar att de allt oftare förekommande torra somrarna ger ytterligare skäl att utöka skyddsavståndet från hyggen till den fuktkrävande arten knärot (Koelmeijer m.fl., 2022).</w:t>
+      </w:r>
+    </w:p>
+    <w:p>
+      <w:r>
+        <w:t>Även Skogsstyrelsens egen vägledning för hänsyn till knärot ligger i linje med ovanstående forskningsstudier. Av vägledningen framgår det att för med hög sannolikhet kunna bevara befintliga förekomster krävs relativt stora avsättningar av uppvuxen skog med slutet och relativt tätt kronskikt. Som riktlinje kan krävas ett avstånd på 50 meter in från brynet för att vidmakthålla ett fungerande mikroklimat. Detta innebär att fristående hänsynsytor för många arter (kärlväxter, lavar och mossor) kan behöva ha en area överstigande 0,8 hektar (cirkelyta med radien 50 meter = 0,78 hektar) för att bibehålla lokalklimatet. Även ganska små förändringar i form av förändrade ljus- och fuktighetsförhållanden, till exempel till följd av gallring, kan leda till att arten försvinner till följd av konkurrens med mera ljuskrävande och snabbväxande arter (Skogsstyrelsen, 2022).</w:t>
+      </w:r>
+    </w:p>
+    <w:p>
+      <w:pPr>
+        <w:pStyle w:val="Heading2"/>
+      </w:pPr>
+      <w:r>
+        <w:t>Referenser – knärot</w:t>
+      </w:r>
+    </w:p>
+    <w:p>
+      <w:r>
+        <w:t xml:space="preserve">de Graaf M &amp; Roberts M.R., 2009. </w:t>
+      </w:r>
+      <w:r>
+        <w:rPr>
+          <w:i/>
+        </w:rPr>
+        <w:t xml:space="preserve">Short-term response of the herbaceous layer within leave patches after harvest. </w:t>
+      </w:r>
+      <w:r>
+        <w:t>Forest Ecology and Management 257, 1014–1025</w:t>
+      </w:r>
+    </w:p>
+    <w:p>
+      <w:r>
+        <w:t xml:space="preserve">Halpern, C. B., Halaj, J., Evans, S. A., &amp; Dovciak, M., 2012. </w:t>
+      </w:r>
+      <w:r>
+        <w:rPr>
+          <w:i/>
+        </w:rPr>
+        <w:t xml:space="preserve">Level and pattern of overstory retention interact to shape long-term responses of understories to timber harvest. </w:t>
+      </w:r>
+      <w:r>
+        <w:t>Ecological Applications, 22, 2049–2064</w:t>
+      </w:r>
+    </w:p>
+    <w:p>
+      <w:r>
+        <w:t xml:space="preserve">Koelmeijer, I. A., Ehrlén, J., Jönsson, M., De Frenne, P., Berg, P., Andersson, J., Weibull, H. &amp; Hylander, N. 2022. </w:t>
+      </w:r>
+      <w:r>
+        <w:rPr>
+          <w:i/>
+        </w:rPr>
+        <w:t xml:space="preserve">Interactive effects of drought and edge exposure on old-growth forest understory species. </w:t>
+      </w:r>
+      <w:r>
+        <w:t>Landscape Ecology, 37, sid 1839–1853</w:t>
+      </w:r>
+    </w:p>
+    <w:p>
+      <w:r>
+        <w:t xml:space="preserve">Rudolphi, J., Jönsson, M. T., &amp; Gustafsson, L., 2014. </w:t>
+      </w:r>
+      <w:r>
+        <w:rPr>
+          <w:i/>
+        </w:rPr>
+        <w:t xml:space="preserve">Biological legacies buffer local species extinction after logging. </w:t>
+      </w:r>
+      <w:r>
+        <w:t>Journal of Applied Ecology. 51, 53–62.</w:t>
+      </w:r>
+    </w:p>
+    <w:p>
+      <w:r>
+        <w:t xml:space="preserve">Skogsstyrelsen, 2022. </w:t>
+      </w:r>
+      <w:r>
+        <w:rPr>
+          <w:i/>
+        </w:rPr>
+        <w:t xml:space="preserve">Vägledning för hänsyn till knärot. </w:t>
+      </w:r>
+      <w:r>
+        <w:t>https://www.skogsstyrelsen.se/lag-och-tillsyn/artskydd/vagledningar-och-kunskapsstod-artskydd/vagledning-for-hansyn-till-knarot/</w:t>
+      </w:r>
+    </w:p>
+    <w:p>
+      <w:r>
+        <w:t xml:space="preserve">SLU Artdatabanken, 2021. </w:t>
+      </w:r>
+      <w:r>
+        <w:rPr>
+          <w:i/>
+        </w:rPr>
+        <w:t xml:space="preserve">Artfaktablad. Naturvård – artfakta. </w:t>
+      </w:r>
+      <w:r>
+        <w:t>SLU Artdatabanken, Uppsala</w:t>
+      </w:r>
+    </w:p>
+    <w:p>
+      <w:pPr>
+        <w:pStyle w:val="Heading1"/>
+      </w:pPr>
+      <w:r>
+        <w:t>Lunglav – ekologi samt krav på livsmiljön</w:t>
+      </w:r>
+    </w:p>
+    <w:p>
+      <w:r>
+        <w:t>Lunglav (NT) är en av vårt lands främsta signalarter som överallt indikerar gamla lövträd, skogsbestånd med höga naturvärden och ekosystem med lång skoglig kontinuitet. Lokalt kan förekomsten vara mycket riklig men den hittas nästan enbart i gamla och ej slutavverkade skogar. Artens samtliga förekomster bör uppmärksammas från naturvårdssynpunkt, då många lokaler även hyser andra ovanliga och rödlistade arter. Rikliga förekomster bör skyddas med biotopskydd, frivilliga avsättningar eller reservat (SLU Artdatabanken, 2024; Nitare &amp; Skogsstyrelsen, 2019).</w:t>
+      </w:r>
+    </w:p>
+    <w:p>
+      <w:r>
+        <w:t xml:space="preserve">På lunglav kan man sällsynt finna små svarta skivlika bildningar som liknar apothecier men som är en parasitisk svamp, Lunglavsknapp </w:t>
+      </w:r>
+      <w:r>
+        <w:rPr>
+          <w:i/>
+        </w:rPr>
+        <w:t>Plectocarpon lichenum</w:t>
+      </w:r>
+      <w:r>
+        <w:t xml:space="preserve"> (VU). Det finns ytterligare två rödlistade parasiter vilka bara förekommer på lunglav, Skrovelmössing </w:t>
+      </w:r>
+      <w:r>
+        <w:rPr>
+          <w:i/>
+        </w:rPr>
+        <w:t>Dactylospora lobariella</w:t>
+      </w:r>
+      <w:r>
+        <w:t xml:space="preserve"> (rödlistad som Kunskapsbrist DD) och Lunglavshårprick </w:t>
+      </w:r>
+      <w:r>
+        <w:rPr>
+          <w:i/>
+        </w:rPr>
+        <w:t>Niesslia lobariae</w:t>
+      </w:r>
+      <w:r>
+        <w:t xml:space="preserve"> (rödlistad som Kunskapsbrist DD). Skrovelmössing (DD) har små svarta apothecier och bruna, 1-septerade sporer och Lunglavshårprick (DD) har brunhåriga perithecier och färglösa, 1-septerade sporer (SLU Artdatabanken, 2024; Nitare &amp; Skogsstyrelsen, 2019).</w:t>
+      </w:r>
+    </w:p>
+    <w:p>
+      <w:pPr>
+        <w:pStyle w:val="Heading2"/>
+      </w:pPr>
+      <w:r>
+        <w:t>Referenser – lunglav</w:t>
+      </w:r>
+    </w:p>
+    <w:p>
+      <w:r>
+        <w:t xml:space="preserve">Nitare, J. och Skogsstyrelsen, 2019. </w:t>
+      </w:r>
+      <w:r>
+        <w:rPr>
+          <w:i/>
+        </w:rPr>
+        <w:t xml:space="preserve">Skyddsvärd skog – Naturvårdsarter och andra kriterier för naturvärdesbedömning. </w:t>
+      </w:r>
+      <w:r>
+        <w:t>Skogsstyrelsen.</w:t>
+      </w:r>
+    </w:p>
+    <w:p>
+      <w:r>
+        <w:t xml:space="preserve">SLU Artdatabanken, 2024. </w:t>
+      </w:r>
+      <w:r>
+        <w:rPr>
+          <w:i/>
+        </w:rPr>
+        <w:t xml:space="preserve">Artfaktablad. Naturvård – artfakta. </w:t>
+      </w:r>
+      <w:r>
+        <w:t>SLU Artdatabanken, Uppsala.</w:t>
+      </w:r>
+    </w:p>
+    <w:p>
+      <w:pPr>
+        <w:pStyle w:val="Heading1"/>
+      </w:pPr>
+      <w:r>
+        <w:t>Talltita – ekologi samt krav på livsmiljön</w:t>
+      </w:r>
+    </w:p>
+    <w:p>
+      <w:r>
+        <w:t>Talltita är rödlistad som NT, fridlyst och prioriterad art i Skogsvårdslagen. Den omfattas av EU:s fågeldirektiv. Arten har minskat kraftigt de senaste 30 åren och minskningstakten innevarande 10-årsperiod beräknas till 20 (10–30) % (SLU Artdatabanken, 2022).</w:t>
+      </w:r>
+    </w:p>
+    <w:p>
+      <w:r>
+        <w:t>Talltita föredrar större sammanhängande barrskogar, och finns såväl i tallskog som granskog och i lövblandad barrskog. Skogens struktur är viktig och ska helst vara flerskiktad med riklig underväxt av mindre granar, björk och andra lövträd och buskar. Tillgång på murknande högstubbar är särskilt viktig, eftersom talltitan helst själv hackar ut sitt bohål (SLU Artdatabanken, 2022).</w:t>
+      </w:r>
+    </w:p>
+    <w:p>
+      <w:r>
+        <w:t>Det finns flera studier som visar att talltita är känslig för gallring och inte överlever när dess livsmiljö kalavverkas (Eggers and Low, 2014; Griesser et al., 2007; Klein, 2020). Talltitans revir är förhållandevis stora, 10–20 hektar och arten missgynnas när skogen fragmenteras. Kalavverkning av större delar av reviret innebär att det överges (Artdatabanken, 2021).</w:t>
+      </w:r>
+    </w:p>
+    <w:p>
+      <w:r>
+        <w:t>Talltitan är synnerligen trogen sitt revir så länge paret lever och biotopen förblir intakt. Paret stannar i sitt revir året om. En förlust av ett revir har därför en stor inverkan på den lokala populationen och trakthyggesbruket anses vara orsak till den svenska populationens kraftiga minskning. Talltiteparets revirtrohet innebär att närhelst under året man observerar en adult talltita så ingår denna plats i reviret (Siffczyk et al., 2003; Ekman, 1979).</w:t>
+      </w:r>
+    </w:p>
+    <w:p>
+      <w:pPr>
+        <w:pStyle w:val="Heading2"/>
+      </w:pPr>
+      <w:r>
+        <w:t>Referenser – talltita</w:t>
+      </w:r>
+    </w:p>
+    <w:p>
+      <w:r>
+        <w:t xml:space="preserve">Eggers, S., Low, M., 2014. </w:t>
+      </w:r>
+      <w:r>
+        <w:rPr>
+          <w:i/>
+        </w:rPr>
+        <w:t xml:space="preserve">Differential demographic responses of sympatric Parids to vegetation management in boreal forest. </w:t>
+      </w:r>
+      <w:r>
+        <w:t>For. Ecol. Manage. 319, 169–175.</w:t>
+      </w:r>
+    </w:p>
+    <w:p>
+      <w:r>
+        <w:t xml:space="preserve">Ekman, J., 1979. </w:t>
+      </w:r>
+      <w:r>
+        <w:rPr>
+          <w:i/>
+        </w:rPr>
+        <w:t xml:space="preserve">Coherence, composition and territories of winter social groups of the Willow Tit Parus montanus and the Crested Tit P. cristatus. </w:t>
+      </w:r>
+      <w:r>
+        <w:t>Ornis Scandinavica, 10, pp 56–68</w:t>
+      </w:r>
+    </w:p>
+    <w:p>
+      <w:r>
+        <w:t xml:space="preserve">Griesser, M., Nystrand, M., Eggers, S., Ekman, J., 2007. </w:t>
+      </w:r>
+      <w:r>
+        <w:rPr>
+          <w:i/>
+        </w:rPr>
+        <w:t xml:space="preserve">Impact of forestry practices on fitness correlates and population productivity in an open-nesting bird species. </w:t>
+      </w:r>
+      <w:r>
+        <w:t>Conserv. Biol. 21, 767–774. https://doi.org/10.1111/j.1523- 1739.2007.00675.x</w:t>
+      </w:r>
+    </w:p>
+    <w:p>
+      <w:r>
+        <w:t xml:space="preserve">Klein, J., 2020. </w:t>
+      </w:r>
+      <w:r>
+        <w:rPr>
+          <w:i/>
+        </w:rPr>
+        <w:t xml:space="preserve">The forgotten forest – On thinning, retention, and biodiversity in the boreal forest. </w:t>
+      </w:r>
+      <w:r>
+        <w:t>Doctoral Thesis No. 2020:50</w:t>
+      </w:r>
+    </w:p>
+    <w:p>
+      <w:r>
+        <w:t xml:space="preserve">Siffczyk, C., Brotons, L., Kangas, K., Orell, M., 2003. </w:t>
+      </w:r>
+      <w:r>
+        <w:rPr>
+          <w:i/>
+        </w:rPr>
+        <w:t xml:space="preserve">Home range size of willow tits. </w:t>
+      </w:r>
+      <w:r>
+        <w:t>Oecologica, 136, 635–642 (2003)</w:t>
+      </w:r>
+    </w:p>
+    <w:p>
+      <w:r>
+        <w:t xml:space="preserve">SLU Artdatabanken, 2021. </w:t>
+      </w:r>
+      <w:r>
+        <w:rPr>
+          <w:i/>
+        </w:rPr>
+        <w:t xml:space="preserve">Artfaktablad. Naturvård – artfakta. </w:t>
+      </w:r>
+      <w:r>
+        <w:t>SLU Artdatabanken, Uppsala</w:t>
+      </w:r>
+    </w:p>
+    <w:p>
+      <w:pPr>
+        <w:pStyle w:val="Heading1"/>
+      </w:pPr>
+      <w:r>
+        <w:t>Tretåig hackspett – ekologi samt krav på livsmiljön</w:t>
+      </w:r>
+    </w:p>
+    <w:p>
+      <w:r>
+        <w:t xml:space="preserve">Tretåig hackspett (NT) är fridlyst enligt §4 Artskyddsförordningen och finns med som prioriterad art i Skogsstyrelsen vägledning för skogsbruket (bilaga 4 till SVL). I vägledningen står bland annat att: </w:t>
+      </w:r>
+      <w:r>
+        <w:rPr>
+          <w:i/>
+        </w:rPr>
+        <w:t xml:space="preserve">“Tretåig hackspett har stora arealkrav och höga krav på sin livsmiljö. Omdaningen av naturskogar till kulturskogar medför en förlust av viktiga miljöer, något som förstärks av ökad fragmentering till följd av avverkningar.” </w:t>
+      </w:r>
+      <w:r>
+        <w:t xml:space="preserve">Vidare att: </w:t>
+      </w:r>
+      <w:r>
+        <w:rPr>
+          <w:i/>
+        </w:rPr>
+        <w:t>“Områden med dokumenterad permanent förekomst i naturskogsmiljöer har vanligen så stora naturvärden att skogsbruk är olämpligt”.</w:t>
+      </w:r>
+    </w:p>
+    <w:p>
+      <w:r>
+        <w:t>Tretåig hackspett är beroende av större sammanhängande naturskogar med kontinuerlig tillgång och nybildning av död ved och fragmentering av livsmiljöerna utgör ett stort hot mot arten (se exempelvis Stachura-Skierczynska et al., 2009; Wesolowski et al., 2005; Butler et al., 2004; Pakkala et al., 2002; Amcoff et al., 1996; Virkkala, 1991). Det finns studier som visar att naturskogens självgallringsprocess som den tretåiga hackspetten är beroende av, inte kan ersättas med efterlämnad hänsyn i skogsbruket (Imbeau &amp; Desrochers, 2002).</w:t>
+      </w:r>
+    </w:p>
+    <w:p>
+      <w:r>
+        <w:t>Permanenta revir av tretåig hackspett karaktäriseras ofta av artens typiska ringformigt ordnade hackmärken på framför allt gamla granar. För att säkerställa att inte revir av tretåig hackspett drabbas av avverkningsplanerna bör en inventering göras i området både under häckningstid och under vintern, då arten utnyttjar betydligt större områden än under sommarens häckningsrevir. Storleken på häckningsreviret varierar med skogstypen, förekomsten av död ved och graden av fragmentering, men är i allmänhet i storleksordningen 25–100 hektar.</w:t>
+      </w:r>
+    </w:p>
+    <w:p>
+      <w:r>
+        <w:t>Förutom fridlysning enligt §4 Artskyddsförordningen är tretåig hackspett även förtecknad i EU:s fågeldirektiv bilaga 1. Den ingår också i Natura 2000 och är förtecknad i Bernkonventionen bilaga II (strikt skyddade djurarter).</w:t>
+      </w:r>
+    </w:p>
+    <w:p>
+      <w:pPr>
+        <w:pStyle w:val="Heading2"/>
+      </w:pPr>
+      <w:r>
+        <w:t>Referenser – tretåig hackspett</w:t>
+      </w:r>
+    </w:p>
+    <w:p>
+      <w:r>
+        <w:t xml:space="preserve">Amcoff, M. &amp; Eriksson, P. 1996. </w:t>
+      </w:r>
+      <w:r>
+        <w:rPr>
+          <w:i/>
+        </w:rPr>
+        <w:t xml:space="preserve">Förekomst av tretåig hackspett Picoides tridactylus på bestånds- och landskapsnivå. </w:t>
+      </w:r>
+      <w:r>
+        <w:t>Ornis Svecica 6: 107–119</w:t>
+      </w:r>
+    </w:p>
+    <w:p>
+      <w:r>
+        <w:t xml:space="preserve">Butler, R., Angelstam, P., Ekelund, P. &amp; Schlaeffer, R. 2004. </w:t>
+      </w:r>
+      <w:r>
+        <w:rPr>
+          <w:i/>
+        </w:rPr>
+        <w:t xml:space="preserve">Dead wood threshold values for the three-toed woodpecker presence in boreal and sub-Alpine forest. </w:t>
+      </w:r>
+      <w:r>
+        <w:t>Biological conservation 119(3): 305–318</w:t>
+      </w:r>
+    </w:p>
+    <w:p>
+      <w:r>
+        <w:t xml:space="preserve">Imbeau, L. &amp; Desrochers, A. 2002. </w:t>
+      </w:r>
+      <w:r>
+        <w:rPr>
+          <w:i/>
+        </w:rPr>
+        <w:t xml:space="preserve">Foraging Ecology and Use of Drumming Trees by Three-Toed Woodpeckers. </w:t>
+      </w:r>
+      <w:r>
+        <w:t>The Journal of Wildlife Management. Vol. 66, No. 1 (Jan., 2002), pp. 222–231.</w:t>
+      </w:r>
+    </w:p>
+    <w:p>
+      <w:r>
+        <w:t xml:space="preserve">Pakkala, T., Hanski, I. &amp; Tomppo, E. 2002. </w:t>
+      </w:r>
+      <w:r>
+        <w:rPr>
+          <w:i/>
+        </w:rPr>
+        <w:t xml:space="preserve">Spatial ecology of the three-toed woodpecker in managed forest landscapes. </w:t>
+      </w:r>
+      <w:r>
+        <w:t>Silva Fennica 36(1): 279–288.</w:t>
+      </w:r>
+    </w:p>
+    <w:p>
+      <w:r>
+        <w:t xml:space="preserve">Skogsstyrelsen, 2016. </w:t>
+      </w:r>
+      <w:r>
+        <w:rPr>
+          <w:i/>
+        </w:rPr>
+        <w:t xml:space="preserve">Vägledning för hänsyn till fåglar – Tretåig hackspett. </w:t>
+      </w:r>
+      <w:r>
+        <w:t>www.skogsstyrelsen.se</w:t>
+      </w:r>
+    </w:p>
+    <w:p>
+      <w:r>
+        <w:t xml:space="preserve">Stachura-Skierczynska, K., Tumiel, T. &amp; Skierczynski, M. 2009. </w:t>
+      </w:r>
+      <w:r>
+        <w:rPr>
+          <w:i/>
+        </w:rPr>
+        <w:t xml:space="preserve">Habitat prediction model for three-toed woodpecker and its implications for the conservation of biologically valuable forests. </w:t>
+      </w:r>
+      <w:r>
+        <w:t>Forest Ecology and Management 258(5): 697–703.</w:t>
+      </w:r>
+    </w:p>
+    <w:p>
+      <w:r>
+        <w:t xml:space="preserve">Virkkala, R. 1991. </w:t>
+      </w:r>
+      <w:r>
+        <w:rPr>
+          <w:i/>
+        </w:rPr>
+        <w:t xml:space="preserve">Population trends of forest birds in a Finnish Lapland landscape of large habitat blocks – Consequences of stochastic environmental variation or regional habitat alteration. </w:t>
+      </w:r>
+      <w:r>
+        <w:t>Biological conservation 56(2): 223–240</w:t>
+      </w:r>
+    </w:p>
+    <w:p>
+      <w:r>
+        <w:t xml:space="preserve">Wesolowski, T., Czeszczewik, D. &amp; Rowinski, P. 2005. </w:t>
+      </w:r>
+      <w:r>
+        <w:rPr>
+          <w:i/>
+        </w:rPr>
+        <w:t xml:space="preserve">Effects of forest management on Three-toed Woodpecker Picoides tridactylus distribution in the Bialowieza Forest (NE Poland): conservation implications. </w:t>
+      </w:r>
+      <w:r>
+        <w:t>Acta Ornithologica 40(1): 53–60.</w:t>
       </w:r>
     </w:p>
     <w:sectPr>
@@ -249,7 +1022,7 @@
     <w:r>
       <w:tab/>
       <w:tab/>
-      <w:t>2025-05-12</w:t>
+      <w:t>2025-05-13</w:t>
       <w:br/>
       <w:br/>
     </w:r>

--- a/tillsyn/A 16580-2025 tillsynsbegäran.docx
+++ b/tillsyn/A 16580-2025 tillsynsbegäran.docx
@@ -1022,7 +1022,7 @@
     <w:r>
       <w:tab/>
       <w:tab/>
-      <w:t>2025-05-13</w:t>
+      <w:t>2025-05-14</w:t>
       <w:br/>
       <w:br/>
     </w:r>

--- a/tillsyn/A 16580-2025 tillsynsbegäran.docx
+++ b/tillsyn/A 16580-2025 tillsynsbegäran.docx
@@ -35,7 +35,7 @@
     </w:p>
     <w:p>
       <w:r>
-        <w:t>I avverkningsanmälan har följande 19 naturvårdsarter hittats: knärot (VU, §8), smal trollknäppare (VU), vågticka (VU), garnlav (NT), granticka (NT), kolflarnlav (NT), lunglav (NT), mörk kolflarnlav (NT), orange taggsvamp (NT), stjärntagging (NT), talltita (NT, §4), tretåig hackspett (NT, §4), ullticka (NT), bårdlav (S), luddlav (S), norrlandslav (S), skinnlav (S), stuplav (S) och vedticka (S). Av dessa är 13 rödlistade. För rödlistade arter har rödlistekategorin angivits inom parentes. Arter som är signalarter enligt Skogsstyrelsen har markerats med (S). För fridlysta arter anges även paragrafen i Artskyddsförordningen som arten är fridlyst enligt.</w:t>
+        <w:t>I avverkningsanmälan har följande 21 naturvårdsarter hittats: knärot (VU, §8), smal trollknäppare (VU), vågticka (VU), garnlav (NT), granticka (NT), kolflarnlav (NT), Leptoporus mollis (NT), lunglav (NT), mörk kolflarnlav (NT), orange taggsvamp (NT), stjärntagging (NT), talltita (NT, §4), tretåig hackspett (NT, §4), ullticka (NT), violettgrå tagellav (NT), bårdlav (S), luddlav (S), norrlandslav (S), skinnlav (S), stuplav (S) och vedticka (S). Av dessa är 15 rödlistade. För rödlistade arter har rödlistekategorin angivits inom parentes. Arter som är signalarter enligt Skogsstyrelsen har markerats med (S). För fridlysta arter anges även paragrafen i Artskyddsförordningen som arten är fridlyst enligt.</w:t>
       </w:r>
     </w:p>
     <w:p>
@@ -239,6 +239,17 @@
       </w:r>
     </w:p>
     <w:p>
+      <w:r>
+        <w:rPr>
+          <w:b/>
+        </w:rPr>
+        <w:t>Violettgrå tagellav (NT)</w:t>
+      </w:r>
+      <w:r>
+        <w:t xml:space="preserve"> växer nästan uteslutande i gamla olikåldriga barrnaturskogar med lång skoglig kontinuitet och är en utmärkt signal på skog med höga naturvärden. Slutavverkning av tidigare aldrig slutavverkad skog (kontinuitetsskog) är det största hotet. Biotopen nyskapas i begränsad omfattning och barrskog äldre än 160 år, där den violettgrå tagellaven huvudsakligen påträffas har minskat med 50% de senaste 50 åren. Lågproduktiv skogsmark där laven förekommer bör undantas från skogsbruk och rika förekomster i äldre granskog bör skyddas. Arten är känslig för uttorkning och det är väsentligt att tillräckligt stora bestånd avsätts (SLU Artdatabanken, 2024; Nitare &amp; Skogsstyrelsen, 2019).</w:t>
+      </w:r>
+    </w:p>
+    <w:p>
       <w:pPr>
         <w:pStyle w:val="Heading1"/>
       </w:pPr>
@@ -1022,7 +1033,7 @@
     <w:r>
       <w:tab/>
       <w:tab/>
-      <w:t>2025-05-14</w:t>
+      <w:t>2025-05-15</w:t>
       <w:br/>
       <w:br/>
     </w:r>

--- a/tillsyn/A 16580-2025 tillsynsbegäran.docx
+++ b/tillsyn/A 16580-2025 tillsynsbegäran.docx
@@ -1033,7 +1033,7 @@
     <w:r>
       <w:tab/>
       <w:tab/>
-      <w:t>2025-05-15</w:t>
+      <w:t>2025-05-16</w:t>
       <w:br/>
       <w:br/>
     </w:r>

--- a/tillsyn/A 16580-2025 tillsynsbegäran.docx
+++ b/tillsyn/A 16580-2025 tillsynsbegäran.docx
@@ -1033,7 +1033,7 @@
     <w:r>
       <w:tab/>
       <w:tab/>
-      <w:t>2025-05-16</w:t>
+      <w:t>2025-05-17</w:t>
       <w:br/>
       <w:br/>
     </w:r>

--- a/tillsyn/A 16580-2025 tillsynsbegäran.docx
+++ b/tillsyn/A 16580-2025 tillsynsbegäran.docx
@@ -1033,7 +1033,7 @@
     <w:r>
       <w:tab/>
       <w:tab/>
-      <w:t>2025-05-17</w:t>
+      <w:t>2025-05-18</w:t>
       <w:br/>
       <w:br/>
     </w:r>

--- a/tillsyn/A 16580-2025 tillsynsbegäran.docx
+++ b/tillsyn/A 16580-2025 tillsynsbegäran.docx
@@ -1033,7 +1033,7 @@
     <w:r>
       <w:tab/>
       <w:tab/>
-      <w:t>2025-05-18</w:t>
+      <w:t>2025-05-19</w:t>
       <w:br/>
       <w:br/>
     </w:r>

--- a/tillsyn/A 16580-2025 tillsynsbegäran.docx
+++ b/tillsyn/A 16580-2025 tillsynsbegäran.docx
@@ -1033,7 +1033,7 @@
     <w:r>
       <w:tab/>
       <w:tab/>
-      <w:t>2025-05-19</w:t>
+      <w:t>2025-05-20</w:t>
       <w:br/>
       <w:br/>
     </w:r>

--- a/tillsyn/A 16580-2025 tillsynsbegäran.docx
+++ b/tillsyn/A 16580-2025 tillsynsbegäran.docx
@@ -1033,7 +1033,7 @@
     <w:r>
       <w:tab/>
       <w:tab/>
-      <w:t>2025-05-20</w:t>
+      <w:t>2025-05-21</w:t>
       <w:br/>
       <w:br/>
     </w:r>

--- a/tillsyn/A 16580-2025 tillsynsbegäran.docx
+++ b/tillsyn/A 16580-2025 tillsynsbegäran.docx
@@ -250,6 +250,17 @@
       </w:r>
     </w:p>
     <w:p>
+      <w:r>
+        <w:rPr>
+          <w:b/>
+        </w:rPr>
+        <w:t xml:space="preserve">Vågticka (VU) </w:t>
+      </w:r>
+      <w:r>
+        <w:t>är knuten till kontinuitetsgranskogar med mycket död ved. Tidigare ansågs den som ytterst sällsynt men har nu blivit påträffad så många gånger att hotbilden eventuellt förändrats. Fortfarande är dock arten att anse som sårbar eftersom den fordrar rik tillgång till främst granlågor, ett substrat som minskat kraftigt i våra skogar. Vågtickans status bör ytterligare utredas. I väntan på detta måste fler av artens kända växtplatser säkerställas (SLU Artdatabanken, 2024).</w:t>
+      </w:r>
+    </w:p>
+    <w:p>
       <w:pPr>
         <w:pStyle w:val="Heading1"/>
       </w:pPr>
@@ -1033,7 +1044,7 @@
     <w:r>
       <w:tab/>
       <w:tab/>
-      <w:t>2025-05-21</w:t>
+      <w:t>2025-05-22</w:t>
       <w:br/>
       <w:br/>
     </w:r>

--- a/tillsyn/A 16580-2025 tillsynsbegäran.docx
+++ b/tillsyn/A 16580-2025 tillsynsbegäran.docx
@@ -1044,7 +1044,7 @@
     <w:r>
       <w:tab/>
       <w:tab/>
-      <w:t>2025-05-22</w:t>
+      <w:t>2025-05-23</w:t>
       <w:br/>
       <w:br/>
     </w:r>

--- a/tillsyn/A 16580-2025 tillsynsbegäran.docx
+++ b/tillsyn/A 16580-2025 tillsynsbegäran.docx
@@ -1044,7 +1044,7 @@
     <w:r>
       <w:tab/>
       <w:tab/>
-      <w:t>2025-05-23</w:t>
+      <w:t>2025-05-24</w:t>
       <w:br/>
       <w:br/>
     </w:r>

--- a/tillsyn/A 16580-2025 tillsynsbegäran.docx
+++ b/tillsyn/A 16580-2025 tillsynsbegäran.docx
@@ -1044,7 +1044,7 @@
     <w:r>
       <w:tab/>
       <w:tab/>
-      <w:t>2025-05-24</w:t>
+      <w:t>2025-05-25</w:t>
       <w:br/>
       <w:br/>
     </w:r>

--- a/tillsyn/A 16580-2025 tillsynsbegäran.docx
+++ b/tillsyn/A 16580-2025 tillsynsbegäran.docx
@@ -1044,7 +1044,7 @@
     <w:r>
       <w:tab/>
       <w:tab/>
-      <w:t>2025-05-25</w:t>
+      <w:t>2025-05-26</w:t>
       <w:br/>
       <w:br/>
     </w:r>

--- a/tillsyn/A 16580-2025 tillsynsbegäran.docx
+++ b/tillsyn/A 16580-2025 tillsynsbegäran.docx
@@ -1044,7 +1044,7 @@
     <w:r>
       <w:tab/>
       <w:tab/>
-      <w:t>2025-05-26</w:t>
+      <w:t>2025-05-27</w:t>
       <w:br/>
       <w:br/>
     </w:r>

--- a/tillsyn/A 16580-2025 tillsynsbegäran.docx
+++ b/tillsyn/A 16580-2025 tillsynsbegäran.docx
@@ -127,6 +127,33 @@
       <w:r>
         <w:rPr>
           <w:b/>
+          <w:i/>
+        </w:rPr>
+        <w:t xml:space="preserve">Leptoporus mollis </w:t>
+      </w:r>
+      <w:r>
+        <w:rPr>
+          <w:b/>
+        </w:rPr>
+        <w:t>(NT)</w:t>
+      </w:r>
+      <w:r>
+        <w:t xml:space="preserve"> är granens kötticka och har klassificerats som ”gammelskogsindikator”, då den förekommer med ett tydligt optimum i äldre barrskogar, främst fuktiga granskogar. Den har högst signalvärde söder om den naturliga norrlandsgränsen </w:t>
+      </w:r>
+      <w:r>
+        <w:rPr>
+          <w:i/>
+        </w:rPr>
+        <w:t>limes norrlandicus</w:t>
+      </w:r>
+      <w:r>
+        <w:t>, men signalerar vanligtvis höga naturvärden även i Norrland. Arten är knuten till miljöer med konstant luftfuktighet och känslig för uttorkning som en avverkning kan medföra. Den totala populationen bedöms därför ha minskat under de senaste 30 åren och fortsätter att minska i takt med att grankontinuitetsskogar (skogar som inte kalavverkats) minskar i areal, samtidigt som att lämpliga miljöer inte återskapas i samma takt (SLU Artdatabanken, 2024; Nitare &amp; Skogsstyrelsen, 2019).</w:t>
+      </w:r>
+    </w:p>
+    <w:p>
+      <w:r>
+        <w:rPr>
+          <w:b/>
         </w:rPr>
         <w:t>Lunglav (NT)</w:t>
       </w:r>
@@ -1044,7 +1071,7 @@
     <w:r>
       <w:tab/>
       <w:tab/>
-      <w:t>2025-05-27</w:t>
+      <w:t>2025-05-30</w:t>
       <w:br/>
       <w:br/>
     </w:r>

--- a/tillsyn/A 16580-2025 tillsynsbegäran.docx
+++ b/tillsyn/A 16580-2025 tillsynsbegäran.docx
@@ -1071,7 +1071,7 @@
     <w:r>
       <w:tab/>
       <w:tab/>
-      <w:t>2025-05-30</w:t>
+      <w:t>2025-06-01</w:t>
       <w:br/>
       <w:br/>
     </w:r>

--- a/tillsyn/A 16580-2025 tillsynsbegäran.docx
+++ b/tillsyn/A 16580-2025 tillsynsbegäran.docx
@@ -1071,7 +1071,7 @@
     <w:r>
       <w:tab/>
       <w:tab/>
-      <w:t>2025-06-01</w:t>
+      <w:t>2025-06-02</w:t>
       <w:br/>
       <w:br/>
     </w:r>

--- a/tillsyn/A 16580-2025 tillsynsbegäran.docx
+++ b/tillsyn/A 16580-2025 tillsynsbegäran.docx
@@ -1071,7 +1071,7 @@
     <w:r>
       <w:tab/>
       <w:tab/>
-      <w:t>2025-06-02</w:t>
+      <w:t>2025-06-03</w:t>
       <w:br/>
       <w:br/>
     </w:r>

--- a/tillsyn/A 16580-2025 tillsynsbegäran.docx
+++ b/tillsyn/A 16580-2025 tillsynsbegäran.docx
@@ -1071,7 +1071,7 @@
     <w:r>
       <w:tab/>
       <w:tab/>
-      <w:t>2025-06-03</w:t>
+      <w:t>2025-06-04</w:t>
       <w:br/>
       <w:br/>
     </w:r>

--- a/tillsyn/A 16580-2025 tillsynsbegäran.docx
+++ b/tillsyn/A 16580-2025 tillsynsbegäran.docx
@@ -1071,7 +1071,7 @@
     <w:r>
       <w:tab/>
       <w:tab/>
-      <w:t>2025-06-04</w:t>
+      <w:t>2025-06-05</w:t>
       <w:br/>
       <w:br/>
     </w:r>

--- a/tillsyn/A 16580-2025 tillsynsbegäran.docx
+++ b/tillsyn/A 16580-2025 tillsynsbegäran.docx
@@ -1071,7 +1071,7 @@
     <w:r>
       <w:tab/>
       <w:tab/>
-      <w:t>2025-06-05</w:t>
+      <w:t>2025-06-13</w:t>
       <w:br/>
       <w:br/>
     </w:r>

--- a/tillsyn/A 16580-2025 tillsynsbegäran.docx
+++ b/tillsyn/A 16580-2025 tillsynsbegäran.docx
@@ -1071,7 +1071,7 @@
     <w:r>
       <w:tab/>
       <w:tab/>
-      <w:t>2025-06-13</w:t>
+      <w:t>2025-06-15</w:t>
       <w:br/>
       <w:br/>
     </w:r>

--- a/tillsyn/A 16580-2025 tillsynsbegäran.docx
+++ b/tillsyn/A 16580-2025 tillsynsbegäran.docx
@@ -1071,7 +1071,7 @@
     <w:r>
       <w:tab/>
       <w:tab/>
-      <w:t>2025-06-15</w:t>
+      <w:t>2025-06-16</w:t>
       <w:br/>
       <w:br/>
     </w:r>

--- a/tillsyn/A 16580-2025 tillsynsbegäran.docx
+++ b/tillsyn/A 16580-2025 tillsynsbegäran.docx
@@ -1071,7 +1071,7 @@
     <w:r>
       <w:tab/>
       <w:tab/>
-      <w:t>2025-06-16</w:t>
+      <w:t>2025-06-17</w:t>
       <w:br/>
       <w:br/>
     </w:r>

--- a/tillsyn/A 16580-2025 tillsynsbegäran.docx
+++ b/tillsyn/A 16580-2025 tillsynsbegäran.docx
@@ -1071,7 +1071,7 @@
     <w:r>
       <w:tab/>
       <w:tab/>
-      <w:t>2025-06-17</w:t>
+      <w:t>2025-06-18</w:t>
       <w:br/>
       <w:br/>
     </w:r>

--- a/tillsyn/A 16580-2025 tillsynsbegäran.docx
+++ b/tillsyn/A 16580-2025 tillsynsbegäran.docx
@@ -1071,7 +1071,7 @@
     <w:r>
       <w:tab/>
       <w:tab/>
-      <w:t>2025-06-18</w:t>
+      <w:t>2025-06-19</w:t>
       <w:br/>
       <w:br/>
     </w:r>

--- a/tillsyn/A 16580-2025 tillsynsbegäran.docx
+++ b/tillsyn/A 16580-2025 tillsynsbegäran.docx
@@ -1071,7 +1071,7 @@
     <w:r>
       <w:tab/>
       <w:tab/>
-      <w:t>2025-06-19</w:t>
+      <w:t>2025-06-20</w:t>
       <w:br/>
       <w:br/>
     </w:r>

--- a/tillsyn/A 16580-2025 tillsynsbegäran.docx
+++ b/tillsyn/A 16580-2025 tillsynsbegäran.docx
@@ -1071,7 +1071,7 @@
     <w:r>
       <w:tab/>
       <w:tab/>
-      <w:t>2025-06-20</w:t>
+      <w:t>2025-06-21</w:t>
       <w:br/>
       <w:br/>
     </w:r>

--- a/tillsyn/A 16580-2025 tillsynsbegäran.docx
+++ b/tillsyn/A 16580-2025 tillsynsbegäran.docx
@@ -1071,7 +1071,7 @@
     <w:r>
       <w:tab/>
       <w:tab/>
-      <w:t>2025-06-21</w:t>
+      <w:t>2025-06-22</w:t>
       <w:br/>
       <w:br/>
     </w:r>

--- a/tillsyn/A 16580-2025 tillsynsbegäran.docx
+++ b/tillsyn/A 16580-2025 tillsynsbegäran.docx
@@ -1071,7 +1071,7 @@
     <w:r>
       <w:tab/>
       <w:tab/>
-      <w:t>2025-06-22</w:t>
+      <w:t>2025-06-23</w:t>
       <w:br/>
       <w:br/>
     </w:r>

--- a/tillsyn/A 16580-2025 tillsynsbegäran.docx
+++ b/tillsyn/A 16580-2025 tillsynsbegäran.docx
@@ -1071,7 +1071,7 @@
     <w:r>
       <w:tab/>
       <w:tab/>
-      <w:t>2025-06-23</w:t>
+      <w:t>2025-06-24</w:t>
       <w:br/>
       <w:br/>
     </w:r>

--- a/tillsyn/A 16580-2025 tillsynsbegäran.docx
+++ b/tillsyn/A 16580-2025 tillsynsbegäran.docx
@@ -1071,7 +1071,7 @@
     <w:r>
       <w:tab/>
       <w:tab/>
-      <w:t>2025-06-24</w:t>
+      <w:t>2025-06-25</w:t>
       <w:br/>
       <w:br/>
     </w:r>

--- a/tillsyn/A 16580-2025 tillsynsbegäran.docx
+++ b/tillsyn/A 16580-2025 tillsynsbegäran.docx
@@ -1071,7 +1071,7 @@
     <w:r>
       <w:tab/>
       <w:tab/>
-      <w:t>2025-06-25</w:t>
+      <w:t>2025-06-26</w:t>
       <w:br/>
       <w:br/>
     </w:r>

--- a/tillsyn/A 16580-2025 tillsynsbegäran.docx
+++ b/tillsyn/A 16580-2025 tillsynsbegäran.docx
@@ -1071,7 +1071,7 @@
     <w:r>
       <w:tab/>
       <w:tab/>
-      <w:t>2025-06-26</w:t>
+      <w:t>2025-06-27</w:t>
       <w:br/>
       <w:br/>
     </w:r>

--- a/tillsyn/A 16580-2025 tillsynsbegäran.docx
+++ b/tillsyn/A 16580-2025 tillsynsbegäran.docx
@@ -1071,7 +1071,7 @@
     <w:r>
       <w:tab/>
       <w:tab/>
-      <w:t>2025-06-27</w:t>
+      <w:t>2025-06-28</w:t>
       <w:br/>
       <w:br/>
     </w:r>

--- a/tillsyn/A 16580-2025 tillsynsbegäran.docx
+++ b/tillsyn/A 16580-2025 tillsynsbegäran.docx
@@ -1071,7 +1071,7 @@
     <w:r>
       <w:tab/>
       <w:tab/>
-      <w:t>2025-06-28</w:t>
+      <w:t>2025-06-29</w:t>
       <w:br/>
       <w:br/>
     </w:r>

--- a/tillsyn/A 16580-2025 tillsynsbegäran.docx
+++ b/tillsyn/A 16580-2025 tillsynsbegäran.docx
@@ -1071,7 +1071,7 @@
     <w:r>
       <w:tab/>
       <w:tab/>
-      <w:t>2025-06-29</w:t>
+      <w:t>2025-06-30</w:t>
       <w:br/>
       <w:br/>
     </w:r>

--- a/tillsyn/A 16580-2025 tillsynsbegäran.docx
+++ b/tillsyn/A 16580-2025 tillsynsbegäran.docx
@@ -1071,7 +1071,7 @@
     <w:r>
       <w:tab/>
       <w:tab/>
-      <w:t>2025-06-30</w:t>
+      <w:t>2025-07-01</w:t>
       <w:br/>
       <w:br/>
     </w:r>

--- a/tillsyn/A 16580-2025 tillsynsbegäran.docx
+++ b/tillsyn/A 16580-2025 tillsynsbegäran.docx
@@ -1071,7 +1071,7 @@
     <w:r>
       <w:tab/>
       <w:tab/>
-      <w:t>2025-07-01</w:t>
+      <w:t>2025-07-02</w:t>
       <w:br/>
       <w:br/>
     </w:r>

--- a/tillsyn/A 16580-2025 tillsynsbegäran.docx
+++ b/tillsyn/A 16580-2025 tillsynsbegäran.docx
@@ -1071,7 +1071,7 @@
     <w:r>
       <w:tab/>
       <w:tab/>
-      <w:t>2025-07-02</w:t>
+      <w:t>2025-07-03</w:t>
       <w:br/>
       <w:br/>
     </w:r>

--- a/tillsyn/A 16580-2025 tillsynsbegäran.docx
+++ b/tillsyn/A 16580-2025 tillsynsbegäran.docx
@@ -1071,7 +1071,7 @@
     <w:r>
       <w:tab/>
       <w:tab/>
-      <w:t>2025-07-03</w:t>
+      <w:t>2025-07-04</w:t>
       <w:br/>
       <w:br/>
     </w:r>

--- a/tillsyn/A 16580-2025 tillsynsbegäran.docx
+++ b/tillsyn/A 16580-2025 tillsynsbegäran.docx
@@ -1071,7 +1071,7 @@
     <w:r>
       <w:tab/>
       <w:tab/>
-      <w:t>2025-07-04</w:t>
+      <w:t>2025-07-05</w:t>
       <w:br/>
       <w:br/>
     </w:r>

--- a/tillsyn/A 16580-2025 tillsynsbegäran.docx
+++ b/tillsyn/A 16580-2025 tillsynsbegäran.docx
@@ -1071,7 +1071,7 @@
     <w:r>
       <w:tab/>
       <w:tab/>
-      <w:t>2025-07-05</w:t>
+      <w:t>2025-07-06</w:t>
       <w:br/>
       <w:br/>
     </w:r>

--- a/tillsyn/A 16580-2025 tillsynsbegäran.docx
+++ b/tillsyn/A 16580-2025 tillsynsbegäran.docx
@@ -1071,7 +1071,7 @@
     <w:r>
       <w:tab/>
       <w:tab/>
-      <w:t>2025-07-06</w:t>
+      <w:t>2025-07-07</w:t>
       <w:br/>
       <w:br/>
     </w:r>

--- a/tillsyn/A 16580-2025 tillsynsbegäran.docx
+++ b/tillsyn/A 16580-2025 tillsynsbegäran.docx
@@ -1071,7 +1071,7 @@
     <w:r>
       <w:tab/>
       <w:tab/>
-      <w:t>2025-07-07</w:t>
+      <w:t>2025-07-08</w:t>
       <w:br/>
       <w:br/>
     </w:r>

--- a/tillsyn/A 16580-2025 tillsynsbegäran.docx
+++ b/tillsyn/A 16580-2025 tillsynsbegäran.docx
@@ -158,7 +158,25 @@
         <w:t>Lunglav (NT)</w:t>
       </w:r>
       <w:r>
-        <w:t xml:space="preserve"> är en av vårt lands främsta signalarter som överallt indikerar gamla lövträd, skogsbestånd med höga naturvärden och ekosystem med lång skoglig kontinuitet. Lokalt kan förekomsten vara mycket riklig men den hittas nästan enbart i gamla och ej slutavverkade skogar. Artens samtliga förekomster bör uppmärksammas från naturvårdssynpunkt, då många lokaler även hyser andra ovanliga och rödlistade arter. Rikliga förekomster bör skyddas med biotopskydd, frivilliga avsättningar eller reservat (SLU Artdatabanken, 2024; Nitare &amp; Skogsstyrelsen, 2019).</w:t>
+        <w:t xml:space="preserve"> är en av vårt lands främsta signalarter som överallt indikerar gamla lövträd, skogsbestånd med höga naturvärden och ekosystem med lång skoglig kontinuitet. Lokalt kan förekomsten vara mycket riklig men den hittas nästan enbart i gamla och ej slutavverkade skogar. Artens samtliga förekomster bör uppmärksammas från naturvårdssynpunkt, då många lokaler även hyser andra ovanliga och rödlistade arter. Rikliga förekomster bör skyddas med biotopskydd, frivilliga avsättningar eller reservat. Det finns ett antal sällsynta lavparasiter som växer på lunglav: lunglavsknapp (VU), skrovelmössing (DD), lunglavshårprick (DD), </w:t>
+      </w:r>
+      <w:r>
+        <w:rPr>
+          <w:i/>
+        </w:rPr>
+        <w:t>Calycina alstrupii</w:t>
+      </w:r>
+      <w:r>
+        <w:t xml:space="preserve"> (NA) och </w:t>
+      </w:r>
+      <w:r>
+        <w:rPr>
+          <w:i/>
+        </w:rPr>
+        <w:t>Chalara lobariae</w:t>
+      </w:r>
+      <w:r>
+        <w:t xml:space="preserve"> (NA) (SLU Artdatabanken, 2025; SLU Artdatabanken, 2024; Nitare &amp; Skogsstyrelsen, 2019).</w:t>
       </w:r>
     </w:p>
     <w:p>
@@ -603,7 +621,7 @@
         <w:t>Plectocarpon lichenum</w:t>
       </w:r>
       <w:r>
-        <w:t xml:space="preserve"> (VU). Det finns ytterligare två rödlistade parasiter vilka bara förekommer på lunglav, Skrovelmössing </w:t>
+        <w:t xml:space="preserve"> (VU). Det finns ytterligare ett antal parasiter vilka bara förekommer på lunglav: Skrovelmössing </w:t>
       </w:r>
       <w:r>
         <w:rPr>
@@ -621,7 +639,25 @@
         <w:t>Niesslia lobariae</w:t>
       </w:r>
       <w:r>
-        <w:t xml:space="preserve"> (rödlistad som Kunskapsbrist DD). Skrovelmössing (DD) har små svarta apothecier och bruna, 1-septerade sporer och Lunglavshårprick (DD) har brunhåriga perithecier och färglösa, 1-septerade sporer (SLU Artdatabanken, 2024; Nitare &amp; Skogsstyrelsen, 2019).</w:t>
+        <w:t xml:space="preserve"> (rödlistad som Kunskapsbrist DD). Skrovelmössing (DD) har små svarta apothecier och bruna, 1-septerade sporer och Lunglavshårprick (DD) har brunhåriga perithecier och färglösa, 1-septerade sporer. Nyligen har ytterligare två lavparasiter påträffats i Sverige som växer på lunglav: </w:t>
+      </w:r>
+      <w:r>
+        <w:rPr>
+          <w:i/>
+        </w:rPr>
+        <w:t>Calycina alstrupii</w:t>
+      </w:r>
+      <w:r>
+        <w:t xml:space="preserve"> (NA) och </w:t>
+      </w:r>
+      <w:r>
+        <w:rPr>
+          <w:i/>
+        </w:rPr>
+        <w:t>Chalara lobariae</w:t>
+      </w:r>
+      <w:r>
+        <w:t xml:space="preserve"> (NA) (SLU Artdatabanken, 2025; SLU Artdatabanken, 2024; Nitare &amp; Skogsstyrelsen, 2019).</w:t>
       </w:r>
     </w:p>
     <w:p>
@@ -658,6 +694,20 @@
       </w:r>
       <w:r>
         <w:t>SLU Artdatabanken, Uppsala.</w:t>
+      </w:r>
+    </w:p>
+    <w:p>
+      <w:r>
+        <w:t xml:space="preserve">SLU Artdatabanken, 2025. </w:t>
+      </w:r>
+      <w:r>
+        <w:rPr>
+          <w:i/>
+        </w:rPr>
+        <w:t xml:space="preserve">Över 20 nya lavparasiter för Sverige. </w:t>
+      </w:r>
+      <w:r>
+        <w:t>https://www.slu.se/artdatabanken/arter-och-natur/artiklar/over-20-nya-lavparasiter-for-sverige/</w:t>
       </w:r>
     </w:p>
     <w:p>
@@ -1071,7 +1121,7 @@
     <w:r>
       <w:tab/>
       <w:tab/>
-      <w:t>2025-07-08</w:t>
+      <w:t>2025-07-09</w:t>
       <w:br/>
       <w:br/>
     </w:r>

--- a/tillsyn/A 16580-2025 tillsynsbegäran.docx
+++ b/tillsyn/A 16580-2025 tillsynsbegäran.docx
@@ -1121,7 +1121,7 @@
     <w:r>
       <w:tab/>
       <w:tab/>
-      <w:t>2025-07-09</w:t>
+      <w:t>2025-07-11</w:t>
       <w:br/>
       <w:br/>
     </w:r>

--- a/tillsyn/A 16580-2025 tillsynsbegäran.docx
+++ b/tillsyn/A 16580-2025 tillsynsbegäran.docx
@@ -1121,7 +1121,7 @@
     <w:r>
       <w:tab/>
       <w:tab/>
-      <w:t>2025-07-11</w:t>
+      <w:t>2025-07-12</w:t>
       <w:br/>
       <w:br/>
     </w:r>

--- a/tillsyn/A 16580-2025 tillsynsbegäran.docx
+++ b/tillsyn/A 16580-2025 tillsynsbegäran.docx
@@ -1121,7 +1121,7 @@
     <w:r>
       <w:tab/>
       <w:tab/>
-      <w:t>2025-07-12</w:t>
+      <w:t>2025-07-13</w:t>
       <w:br/>
       <w:br/>
     </w:r>

--- a/tillsyn/A 16580-2025 tillsynsbegäran.docx
+++ b/tillsyn/A 16580-2025 tillsynsbegäran.docx
@@ -1121,7 +1121,7 @@
     <w:r>
       <w:tab/>
       <w:tab/>
-      <w:t>2025-07-13</w:t>
+      <w:t>2025-07-14</w:t>
       <w:br/>
       <w:br/>
     </w:r>

--- a/tillsyn/A 16580-2025 tillsynsbegäran.docx
+++ b/tillsyn/A 16580-2025 tillsynsbegäran.docx
@@ -1159,7 +1159,7 @@
     <w:r>
       <w:tab/>
       <w:tab/>
-      <w:t>2025-08-06</w:t>
+      <w:t>2025-08-09</w:t>
       <w:br/>
       <w:br/>
     </w:r>
